--- a/chapter_8_az.docx
+++ b/chapter_8_az.docx
@@ -27,7 +27,7 @@
         </w:pict>
       </w:r>
     </w:p>
-    <w:bookmarkStart w:id="61" w:name="fəsil-8-matris-faktorizasiyası"/>
+    <w:bookmarkStart w:id="62" w:name="fəsil-8-matris-faktorizasiyası"/>
     <w:p>
       <w:pPr>
         <w:pStyle w:val="Heading1"/>
@@ -46687,7 +46687,7 @@
     </w:p>
     <w:bookmarkEnd w:id="52"/>
     <w:bookmarkEnd w:id="53"/>
-    <w:bookmarkStart w:id="57" w:name="Xd6f6b435ca584daaed43b25550afe2a997011a0"/>
+    <w:bookmarkStart w:id="58" w:name="Xd6f6b435ca584daaed43b25550afe2a997011a0"/>
     <w:p>
       <w:pPr>
         <w:pStyle w:val="Heading2"/>
@@ -50776,11 +50776,23 @@
         <w:pStyle w:val="FirstParagraph"/>
       </w:pPr>
       <w:r>
-        <w:t xml:space="preserve">mühəndislik səyidir və modelin effektivliyi əsasən analitikin düzgün xüsusiyyətlər dəstini çıxarmaq bacarığından asılıdır. Digər faydalı kitabxanalara fastFM [11] və faktorizasiya maşınları üçün bəzi sürətli öyrənmə metodlarına malik libMF [144] daxildir.</w:t>
+        <w:t xml:space="preserve">mühəndislik səyidir və modelin effektivliyi əsasən analitikin düzgün xüsusiyyətlər dəstini çıxarmaq bacarığından asılıdır. Digər faydalı kitabxanalara fastFM [11] və faktorizasiya maşınları üçün bəzi sürətli öyrənmə metodlarına malik libMF</w:t>
+      </w:r>
+      <w:r>
+        <w:rPr>
+          <w:rStyle w:val="FootnoteReference"/>
+        </w:rPr>
+        <w:footnoteReference w:id="57"/>
+      </w:r>
+      <w:r>
+        <w:t xml:space="preserve"> </w:t>
+      </w:r>
+      <w:r>
+        <w:t xml:space="preserve">[144] daxildir.</w:t>
       </w:r>
     </w:p>
-    <w:bookmarkEnd w:id="57"/>
-    <w:bookmarkStart w:id="58" w:name="xülasə-summary"/>
+    <w:bookmarkEnd w:id="58"/>
+    <w:bookmarkStart w:id="59" w:name="xülasə-summary"/>
     <w:p>
       <w:pPr>
         <w:pStyle w:val="Heading2"/>
@@ -50797,8 +50809,8 @@
         <w:t xml:space="preserve">Matris faktorizasiyası maşın öyrənməsində ən fundamental vasitələrdən biridir; o, həm xətti cəbrin faydalı xassələrindən, həm də əsas faktorların sıxılma xüsusiyyətlərindən istifadə edir. Faktorizasiyanın ən fundamental formalarından biri müxtəlif faktor matrislərinin sütunlarının qarşılıqlı ortoqonal olduğu tək qiymət ayrışmasıdır. Matris faktorizasiyasının daha ümumi formaları müxtəlif növ məqsəd funksiyalarına, məhdudiyyətlərə və verilən tiplərinə icazə vermək üçün optimallaşdırma modelini dəyişdirir. Mənfi olmamaq kimi müəyyən növ məhdudiyyətlər nizamlama effektinə malikdir və onlar daha çox interpretasiya olunan matris faktorizasiyalarının yaradılmasına kömək edir. Loqistik matris faktorizasiyası, maksimum haşiyə faktorizasiyası və ümumiləşdirilmiş aşağı ranqlı modellər kimi metodlar müxtəlif verilən tipləri ilə işləmək üçün nəzərdə tutulmuşdur. Paylaşılan matris faktorizasiyası və faktorizasiya maşınları bir neçə matrisi faktorlaşdırmaq üçün hazırlanmışdır. Ümumiyyətlə, matris faktorizasiyasının daha geniş mövzusu müxtəlif maşın öyrənməsi ssenariləri üçün istifadə edilə bilən çox geniş çeşidli vasitələr təqdim edir.</w:t>
       </w:r>
     </w:p>
-    <w:bookmarkEnd w:id="58"/>
-    <w:bookmarkStart w:id="59" w:name="əlavə-oxu-further-reading"/>
+    <w:bookmarkEnd w:id="59"/>
+    <w:bookmarkStart w:id="60" w:name="əlavə-oxu-further-reading"/>
     <w:p>
       <w:pPr>
         <w:pStyle w:val="Heading2"/>
@@ -50823,8 +50835,8 @@
         <w:t xml:space="preserve">Mənfi olmayan matris faktorizasiyası [79]-da təqdim edilmişdir və onun ehtimal analoqu olan PLSA [63]-də müzakirə olunur. I-divergensiya məqsəd funksiyası ilə PLSA arasındakı əlaqə [35, 50]-də müzakirə olunur. Qeyri-aşkar rəy verilənlərindən faktorizasiya üçün ayrıca çəki və qiymət matrislərinin çıxarılmasının vacibliyi [65]-də müzakirə edilir. Mətn və qraf xüsusiyyət mühəndisliyinə müxtəlif növ seyrək faktorizasiya modellərinin tətbiqi [2, 55, 91, 92, 101, 103]-də müzakirə olunur. Qeyri-aşkar rəy verilənləri üçün loqistik matris faktorizasiyasının istifadəsi [70]-də, maksimum haşiyəli matris faktorizasiyası isə [120]-də müzakirə olunur. Lakin maksimum haşiyəli matris faktorizasiyasının təqdimatı bu fəsildə daha çox sadələşdirilmişdir. Ümumiləşdirilmiş aşağı ranqlı modellər [128]-də təqdim edilmişdir. Sıra verilənləri üçün reqressiya modelləri [90]-da təqdim olunur. Paylaşılan matris faktorizasiyası modellərinin müxtəlif növlərinin ümumi icmalı [2, 3, 117]-də verilir. Faktorizasiya maşınları [107, 108]-də müzakirə olunur.</w:t>
       </w:r>
     </w:p>
-    <w:bookmarkEnd w:id="59"/>
-    <w:bookmarkStart w:id="60" w:name="çalışmalar-exercises"/>
+    <w:bookmarkEnd w:id="60"/>
+    <w:bookmarkStart w:id="61" w:name="çalışmalar-exercises"/>
     <w:p>
       <w:pPr>
         <w:pStyle w:val="Heading2"/>
@@ -51203,11 +51215,13 @@
       <w:r>
         <w:t xml:space="preserve">faktorizasiyanın ranqıdır.</w:t>
       </w:r>
-      <w:r>
-        <w:t xml:space="preserve"> </w:t>
-      </w:r>
-      <w:r>
-        <w:t xml:space="preserve">- (a) Frobenius norması və</w:t>
+    </w:p>
+    <w:p>
+      <w:pPr>
+        <w:pStyle w:val="BodyText"/>
+      </w:pPr>
+      <w:r>
+        <w:t xml:space="preserve">    (a) Frobenius norması və</w:t>
       </w:r>
       <w:r>
         <w:t xml:space="preserve"> </w:t>
@@ -51232,17 +51246,21 @@
       <w:r>
         <w:t xml:space="preserve">nizamlamasından istifadə edərək optimallaşdırma modeli üçün məqsəd funksiyasını yazın.</w:t>
       </w:r>
-      <w:r>
-        <w:t xml:space="preserve"> </w:t>
-      </w:r>
-      <w:r>
-        <w:t xml:space="preserve">- (b) Matris mərkəzli yeniləmələr terminlərində qradiyent enişi addımlarını çıxarın.</w:t>
-      </w:r>
-      <w:r>
-        <w:t xml:space="preserve"> </w:t>
-      </w:r>
-      <w:r>
-        <w:t xml:space="preserve">- (c) Faktorizasiya üçün</w:t>
+    </w:p>
+    <w:p>
+      <w:pPr>
+        <w:pStyle w:val="BodyText"/>
+      </w:pPr>
+      <w:r>
+        <w:t xml:space="preserve">    (b) Matris mərkəzli yeniləmələr terminlərində qradiyent enişi addımlarını çıxarın.</w:t>
+      </w:r>
+    </w:p>
+    <w:p>
+      <w:pPr>
+        <w:pStyle w:val="BodyText"/>
+      </w:pPr>
+      <w:r>
+        <w:t xml:space="preserve">    (c) Faktorizasiya üçün</w:t>
       </w:r>
       <w:r>
         <w:t xml:space="preserve"> </w:t>
@@ -53922,17 +53940,21 @@
       <w:r>
         <w:t xml:space="preserve">Tutaq ki, ədədi/çatışmayan qiymətləri olan istifadəçi-obyekt reytinq matrisiniz var. Bundan əlavə, istifadəçilər bir-birlərinin etibarlılığını ikili/çatışmayan qiymətlərlə qiymətləndiriblər.</w:t>
       </w:r>
-      <w:r>
-        <w:t xml:space="preserve"> </w:t>
-      </w:r>
-      <w:r>
-        <w:t xml:space="preserve">- (a) Bir istifadəçinin artıq qiymətləndirmədiyi bir obyekt üzrə reytinqini təxmin etmək üçün paylaşılan matris faktorizasiyasından necə istifadə edə biləcəyinizi göstərin.</w:t>
-      </w:r>
-      <w:r>
-        <w:t xml:space="preserve"> </w:t>
-      </w:r>
-      <w:r>
-        <w:t xml:space="preserve">- (b) (a) bəndindəki ilə oxşar məqsədlərə nail olmaq üçün faktorizasiya maşınlarından necə istifadə edə biləcəyinizi göstərin.</w:t>
+    </w:p>
+    <w:p>
+      <w:pPr>
+        <w:pStyle w:val="BodyText"/>
+      </w:pPr>
+      <w:r>
+        <w:t xml:space="preserve">    (a) Bir istifadəçinin artıq qiymətləndirmədiyi bir obyekt üzrə reytinqini təxmin etmək üçün paylaşılan matris faktorizasiyasından necə istifadə edə biləcəyinizi göstərin.</w:t>
+      </w:r>
+    </w:p>
+    <w:p>
+      <w:pPr>
+        <w:pStyle w:val="BodyText"/>
+      </w:pPr>
+      <w:r>
+        <w:t xml:space="preserve">    (b) (a) bəndindəki ilə oxşar məqsədlərə nail olmaq üçün faktorizasiya maşınlarından necə istifadə edə biləcəyinizi göstərin.</w:t>
       </w:r>
     </w:p>
     <w:p>
@@ -54934,8 +54956,8 @@
         <w:t xml:space="preserve">dinamik faktor matrislərini çıxarmaq üçün optimallaşdırma modelinin necə yaradıla biləcəyini göstərin. Faktor matrislərini tapmaq üçün qradiyent enişi addımlarını çıxarın.</w:t>
       </w:r>
     </w:p>
-    <w:bookmarkEnd w:id="60"/>
     <w:bookmarkEnd w:id="61"/>
+    <w:bookmarkEnd w:id="62"/>
     <w:sectPr>
       <w:footnotePr>
         <w:numRestart w:val="eachSect"/>
@@ -55147,6 +55169,25 @@
       </w:r>
       <w:r>
         <w:t xml:space="preserve">üçün heç vaxt dəqiq 0 və ya 1 qiymətlərini verməyəcəkdir.</w:t>
+      </w:r>
+    </w:p>
+  </w:footnote>
+  <w:footnote w:id="57">
+    <w:p>
+      <w:pPr>
+        <w:pStyle w:val="FootnoteText"/>
+      </w:pPr>
+      <w:r>
+        <w:rPr>
+          <w:rStyle w:val="FootnoteReference"/>
+        </w:rPr>
+        <w:footnoteRef/>
+      </w:r>
+      <w:r>
+        <w:t xml:space="preserve"> </w:t>
+      </w:r>
+      <w:r>
+        <w:t xml:space="preserve">libFM və libMF kitabxanaları fərqlidir.</w:t>
       </w:r>
     </w:p>
   </w:footnote>
